--- a/app/document_templates/nr12.docx
+++ b/app/document_templates/nr12.docx
@@ -706,14 +706,11 @@
         <w:rPr>
           <w:b/>
           <w:sz w:val="24"/>
-          <w:highlight w:val="yellow"/>
         </w:rPr>
         <w:t>{{ nome_funcionario }}</w:t>
       </w:r>
       <w:r>
-        <w:rPr>
-          <w:highlight w:val="yellow"/>
-        </w:rPr>
+        <w:rPr/>
         <w:t>,</w:t>
       </w:r>
       <w:r>
@@ -723,7 +720,6 @@
         <w:rPr>
           <w:b/>
           <w:sz w:val="24"/>
-          <w:highlight w:val="yellow"/>
         </w:rPr>
         <w:t>{{ cpf_funcionario }}</w:t>
       </w:r>
@@ -847,7 +843,6 @@
       </w:r>
       <w:r>
         <w:rPr>
-          <w:highlight w:val="red"/>
           <w:u w:val="single"/>
         </w:rPr>
         <w:t>{{ maquinas_texto }}</w:t>
@@ -855,14 +850,12 @@
       <w:r>
         <w:rPr>
           <w:spacing w:val="-16"/>
-          <w:highlight w:val="red"/>
           <w:u w:val="single"/>
         </w:rPr>
         <w:t xml:space="preserve"/>
       </w:r>
       <w:r>
         <w:rPr>
-          <w:highlight w:val="red"/>
           <w:u w:val="single"/>
         </w:rPr>
         <w:t/>
@@ -870,14 +863,12 @@
       <w:r>
         <w:rPr>
           <w:spacing w:val="-18"/>
-          <w:highlight w:val="red"/>
           <w:u w:val="single"/>
         </w:rPr>
         <w:t xml:space="preserve"/>
       </w:r>
       <w:r>
         <w:rPr>
-          <w:highlight w:val="red"/>
           <w:u w:val="single"/>
         </w:rPr>
         <w:t/>
@@ -885,14 +876,12 @@
       <w:r>
         <w:rPr>
           <w:spacing w:val="-14"/>
-          <w:highlight w:val="red"/>
           <w:u w:val="single"/>
         </w:rPr>
         <w:t xml:space="preserve"/>
       </w:r>
       <w:r>
         <w:rPr>
-          <w:highlight w:val="red"/>
           <w:u w:val="single"/>
         </w:rPr>
         <w:t/>
@@ -900,14 +889,12 @@
       <w:r>
         <w:rPr>
           <w:spacing w:val="-13"/>
-          <w:highlight w:val="red"/>
           <w:u w:val="single"/>
         </w:rPr>
         <w:t xml:space="preserve"/>
       </w:r>
       <w:r>
         <w:rPr>
-          <w:highlight w:val="red"/>
           <w:u w:val="single"/>
         </w:rPr>
         <w:t/>
@@ -915,14 +902,12 @@
       <w:r>
         <w:rPr>
           <w:spacing w:val="-12"/>
-          <w:highlight w:val="red"/>
           <w:u w:val="single"/>
         </w:rPr>
         <w:t xml:space="preserve"/>
       </w:r>
       <w:r>
         <w:rPr>
-          <w:highlight w:val="red"/>
           <w:u w:val="single"/>
         </w:rPr>
         <w:t/>
@@ -930,28 +915,24 @@
       <w:r>
         <w:rPr>
           <w:spacing w:val="-15"/>
-          <w:highlight w:val="red"/>
           <w:u w:val="single"/>
         </w:rPr>
         <w:t xml:space="preserve"/>
       </w:r>
       <w:r>
         <w:rPr>
-          <w:highlight w:val="red"/>
           <w:u w:val="single"/>
         </w:rPr>
         <w:t/>
       </w:r>
       <w:r>
         <w:rPr>
-          <w:highlight w:val="red"/>
           <w:u w:val="single"/>
         </w:rPr>
         <w:t/>
       </w:r>
       <w:r>
         <w:rPr>
-          <w:highlight w:val="red"/>
           <w:u w:val="single"/>
         </w:rPr>
         <w:t/>
@@ -1128,7 +1109,6 @@
         <w:rPr>
           <w:sz w:val="28"/>
           <w:szCs w:val="12"/>
-          <w:highlight w:val="cyan"/>
         </w:rPr>
         <w:t xml:space="preserve">{{ razao_social }}</w:t>
       </w:r>
@@ -1136,7 +1116,6 @@
         <w:rPr>
           <w:sz w:val="28"/>
           <w:szCs w:val="12"/>
-          <w:highlight w:val="cyan"/>
         </w:rPr>
         <w:t xml:space="preserve"/>
       </w:r>
@@ -1144,7 +1123,6 @@
         <w:rPr>
           <w:sz w:val="28"/>
           <w:szCs w:val="12"/>
-          <w:highlight w:val="cyan"/>
         </w:rPr>
         <w:t/>
       </w:r>
@@ -1152,7 +1130,6 @@
         <w:rPr>
           <w:sz w:val="28"/>
           <w:szCs w:val="12"/>
-          <w:highlight w:val="cyan"/>
         </w:rPr>
         <w:t/>
       </w:r>
@@ -1160,7 +1137,6 @@
         <w:rPr>
           <w:sz w:val="28"/>
           <w:szCs w:val="12"/>
-          <w:highlight w:val="cyan"/>
         </w:rPr>
         <w:t xml:space="preserve"/>
       </w:r>
@@ -1183,7 +1159,6 @@
           <w:w w:val="95"/>
           <w:sz w:val="28"/>
           <w:szCs w:val="18"/>
-          <w:highlight w:val="cyan"/>
         </w:rPr>
         <w:t>{{ cnpj }}</w:t>
       </w:r>
@@ -1199,7 +1174,6 @@
         <w:rPr>
           <w:sz w:val="24"/>
           <w:szCs w:val="24"/>
-          <w:highlight w:val="cyan"/>
         </w:rPr>
         <w:t xml:space="preserve">{{ endereco_completo }}</w:t>
       </w:r>
@@ -1207,7 +1181,6 @@
         <w:rPr>
           <w:sz w:val="24"/>
           <w:szCs w:val="24"/>
-          <w:highlight w:val="cyan"/>
         </w:rPr>
         <w:t/>
       </w:r>
@@ -1215,7 +1188,6 @@
         <w:rPr>
           <w:sz w:val="24"/>
           <w:szCs w:val="24"/>
-          <w:highlight w:val="cyan"/>
         </w:rPr>
         <w:t xml:space="preserve"/>
       </w:r>
@@ -1223,7 +1195,6 @@
         <w:rPr>
           <w:sz w:val="24"/>
           <w:szCs w:val="24"/>
-          <w:highlight w:val="cyan"/>
         </w:rPr>
         <w:t/>
       </w:r>
@@ -1231,7 +1202,6 @@
         <w:rPr>
           <w:sz w:val="24"/>
           <w:szCs w:val="24"/>
-          <w:highlight w:val="cyan"/>
         </w:rPr>
         <w:t xml:space="preserve"/>
       </w:r>
@@ -1239,7 +1209,6 @@
         <w:rPr>
           <w:sz w:val="24"/>
           <w:szCs w:val="24"/>
-          <w:highlight w:val="cyan"/>
         </w:rPr>
         <w:t xml:space="preserve"/>
       </w:r>
@@ -1247,7 +1216,6 @@
         <w:rPr>
           <w:sz w:val="24"/>
           <w:szCs w:val="24"/>
-          <w:highlight w:val="cyan"/>
         </w:rPr>
         <w:t/>
       </w:r>
@@ -1255,7 +1223,6 @@
         <w:rPr>
           <w:sz w:val="24"/>
           <w:szCs w:val="24"/>
-          <w:highlight w:val="cyan"/>
         </w:rPr>
         <w:t xml:space="preserve"/>
       </w:r>
@@ -1263,7 +1230,6 @@
         <w:rPr>
           <w:sz w:val="24"/>
           <w:szCs w:val="24"/>
-          <w:highlight w:val="cyan"/>
         </w:rPr>
         <w:t xml:space="preserve"/>
       </w:r>
@@ -1271,7 +1237,6 @@
         <w:rPr>
           <w:sz w:val="24"/>
           <w:szCs w:val="24"/>
-          <w:highlight w:val="cyan"/>
         </w:rPr>
         <w:t xml:space="preserve"/>
       </w:r>
@@ -1279,7 +1244,6 @@
         <w:rPr>
           <w:sz w:val="24"/>
           <w:szCs w:val="24"/>
-          <w:highlight w:val="cyan"/>
         </w:rPr>
         <w:t/>
       </w:r>
@@ -1287,7 +1251,6 @@
         <w:rPr>
           <w:sz w:val="24"/>
           <w:szCs w:val="24"/>
-          <w:highlight w:val="cyan"/>
         </w:rPr>
         <w:t xml:space="preserve"/>
       </w:r>
@@ -1295,7 +1258,6 @@
         <w:rPr>
           <w:sz w:val="24"/>
           <w:szCs w:val="24"/>
-          <w:highlight w:val="cyan"/>
         </w:rPr>
         <w:t/>
       </w:r>
@@ -1393,27 +1355,19 @@
         <w:t xml:space="preserve">                                                                                   </w:t>
       </w:r>
       <w:r>
-        <w:rPr>
-          <w:highlight w:val="cyan"/>
-        </w:rPr>
+        <w:rPr/>
         <w:t xml:space="preserve">{{ cidade_empresa }}, {{ data_documento_extenso }}</w:t>
       </w:r>
       <w:r>
-        <w:rPr>
-          <w:highlight w:val="cyan"/>
-        </w:rPr>
+        <w:rPr/>
         <w:t/>
       </w:r>
       <w:r>
-        <w:rPr>
-          <w:highlight w:val="cyan"/>
-        </w:rPr>
+        <w:rPr/>
         <w:t xml:space="preserve"/>
       </w:r>
       <w:r>
-        <w:rPr>
-          <w:highlight w:val="cyan"/>
-        </w:rPr>
+        <w:rPr/>
         <w:t/>
       </w:r>
       <w:r>
@@ -1428,64 +1382,47 @@
       <w:r>
         <w:rPr>
           <w:spacing w:val="-11"/>
-          <w:highlight w:val="yellow"/>
         </w:rPr>
         <w:t/>
       </w:r>
       <w:r>
-        <w:rPr>
-          <w:highlight w:val="yellow"/>
-        </w:rPr>
+        <w:rPr/>
         <w:t xml:space="preserve"/>
       </w:r>
       <w:r>
-        <w:rPr>
-          <w:highlight w:val="yellow"/>
-        </w:rPr>
+        <w:rPr/>
         <w:t/>
       </w:r>
       <w:r>
-        <w:rPr>
-          <w:highlight w:val="yellow"/>
-        </w:rPr>
+        <w:rPr/>
         <w:t xml:space="preserve"/>
       </w:r>
       <w:r>
-        <w:rPr>
-          <w:highlight w:val="yellow"/>
-        </w:rPr>
+        <w:rPr/>
         <w:t/>
       </w:r>
       <w:r>
         <w:rPr>
           <w:spacing w:val="-5"/>
-          <w:highlight w:val="yellow"/>
         </w:rPr>
         <w:t xml:space="preserve"/>
       </w:r>
       <w:r>
-        <w:rPr>
-          <w:highlight w:val="yellow"/>
-        </w:rPr>
+        <w:rPr/>
         <w:t/>
       </w:r>
       <w:r>
         <w:rPr>
           <w:spacing w:val="-15"/>
-          <w:highlight w:val="yellow"/>
         </w:rPr>
         <w:t xml:space="preserve"/>
       </w:r>
       <w:r>
-        <w:rPr>
-          <w:highlight w:val="yellow"/>
-        </w:rPr>
+        <w:rPr/>
         <w:t/>
       </w:r>
       <w:r>
-        <w:rPr>
-          <w:highlight w:val="yellow"/>
-        </w:rPr>
+        <w:rPr/>
         <w:t/>
       </w:r>
     </w:p>
@@ -1942,7 +1879,6 @@
                                 <w:bCs/>
                                 <w:sz w:val="18"/>
                                 <w:szCs w:val="18"/>
-                                <w:highlight w:val="yellow"/>
                                 <w:lang w:val="pt-BR"/>
                               </w:rPr>
                               <w:t>{{ nome_funcionario }}</w:t>
@@ -2020,7 +1956,6 @@
                                 <w:bCs/>
                                 <w:sz w:val="16"/>
                                 <w:szCs w:val="16"/>
-                                <w:highlight w:val="cyan"/>
                                 <w:lang w:val="pt-BR"/>
                               </w:rPr>
                               <w:t xml:space="preserve">{{ razao_social }}</w:t>
@@ -2032,7 +1967,6 @@
                                 <w:bCs/>
                                 <w:sz w:val="16"/>
                                 <w:szCs w:val="16"/>
-                                <w:highlight w:val="cyan"/>
                                 <w:lang w:val="pt-BR"/>
                               </w:rPr>
                               <w:t xml:space="preserve"/>
@@ -2044,7 +1978,6 @@
                                 <w:bCs/>
                                 <w:sz w:val="16"/>
                                 <w:szCs w:val="16"/>
-                                <w:highlight w:val="cyan"/>
                                 <w:lang w:val="pt-BR"/>
                               </w:rPr>
                               <w:t/>
@@ -2056,7 +1989,6 @@
                                 <w:bCs/>
                                 <w:sz w:val="16"/>
                                 <w:szCs w:val="16"/>
-                                <w:highlight w:val="cyan"/>
                                 <w:lang w:val="pt-BR"/>
                               </w:rPr>
                               <w:t/>
@@ -2068,7 +2000,6 @@
                                 <w:bCs/>
                                 <w:sz w:val="16"/>
                                 <w:szCs w:val="16"/>
-                                <w:highlight w:val="cyan"/>
                                 <w:lang w:val="pt-BR"/>
                               </w:rPr>
                               <w:t xml:space="preserve"/>
@@ -2147,7 +2078,6 @@
                                 <w:bCs/>
                                 <w:sz w:val="18"/>
                                 <w:szCs w:val="18"/>
-                                <w:highlight w:val="cyan"/>
                                 <w:lang w:val="pt-BR"/>
                               </w:rPr>
                               <w:t xml:space="preserve">CNPJ: </w:t>
@@ -2159,7 +2089,6 @@
                                 <w:bCs/>
                                 <w:sz w:val="18"/>
                                 <w:szCs w:val="18"/>
-                                <w:highlight w:val="cyan"/>
                                 <w:lang w:val="pt-BR"/>
                               </w:rPr>
                               <w:t>{{ cnpj }}</w:t>
@@ -2610,7 +2539,6 @@
                           <w:bCs/>
                           <w:sz w:val="18"/>
                           <w:szCs w:val="18"/>
-                          <w:highlight w:val="yellow"/>
                           <w:lang w:val="pt-BR"/>
                         </w:rPr>
                         <w:t>{{ nome_funcionario }}</w:t>
@@ -2688,7 +2616,6 @@
                           <w:bCs/>
                           <w:sz w:val="16"/>
                           <w:szCs w:val="16"/>
-                          <w:highlight w:val="cyan"/>
                           <w:lang w:val="pt-BR"/>
                         </w:rPr>
                         <w:t xml:space="preserve">{{ razao_social }}</w:t>
@@ -2700,7 +2627,6 @@
                           <w:bCs/>
                           <w:sz w:val="16"/>
                           <w:szCs w:val="16"/>
-                          <w:highlight w:val="cyan"/>
                           <w:lang w:val="pt-BR"/>
                         </w:rPr>
                         <w:t xml:space="preserve"/>
@@ -2712,7 +2638,6 @@
                           <w:bCs/>
                           <w:sz w:val="16"/>
                           <w:szCs w:val="16"/>
-                          <w:highlight w:val="cyan"/>
                           <w:lang w:val="pt-BR"/>
                         </w:rPr>
                         <w:t/>
@@ -2724,7 +2649,6 @@
                           <w:bCs/>
                           <w:sz w:val="16"/>
                           <w:szCs w:val="16"/>
-                          <w:highlight w:val="cyan"/>
                           <w:lang w:val="pt-BR"/>
                         </w:rPr>
                         <w:t/>
@@ -2736,7 +2660,6 @@
                           <w:bCs/>
                           <w:sz w:val="16"/>
                           <w:szCs w:val="16"/>
-                          <w:highlight w:val="cyan"/>
                           <w:lang w:val="pt-BR"/>
                         </w:rPr>
                         <w:t xml:space="preserve"/>
@@ -2815,7 +2738,6 @@
                           <w:bCs/>
                           <w:sz w:val="18"/>
                           <w:szCs w:val="18"/>
-                          <w:highlight w:val="cyan"/>
                           <w:lang w:val="pt-BR"/>
                         </w:rPr>
                         <w:t xml:space="preserve">CNPJ: </w:t>
@@ -2827,7 +2749,6 @@
                           <w:bCs/>
                           <w:sz w:val="18"/>
                           <w:szCs w:val="18"/>
-                          <w:highlight w:val="cyan"/>
                           <w:lang w:val="pt-BR"/>
                         </w:rPr>
                         <w:t>{{ cnpj }}</w:t>
